--- a/Task/Class Tasks.docx
+++ b/Task/Class Tasks.docx
@@ -30,8 +30,6 @@
         </w:rPr>
         <w:t>Tasks - Class</w:t>
       </w:r>
-      <w:bookmarkStart w:id="0" w:name="_GoBack"/>
-      <w:bookmarkEnd w:id="0"/>
     </w:p>
     <w:p>
       <w:pPr>
@@ -5328,7 +5326,7 @@
         </w:rPr>
         <w:lastRenderedPageBreak/>
         <w:pict>
-          <v:rect id="_x0000_i1032" style="width:0;height:1.5pt" o:hralign="center" o:hrstd="t" o:hr="t" fillcolor="#a0a0a0" stroked="f"/>
+          <v:rect id="_x0000_i1031" style="width:0;height:1.5pt" o:hralign="center" o:hrstd="t" o:hr="t" fillcolor="#a0a0a0" stroked="f"/>
         </w:pict>
       </w:r>
     </w:p>
@@ -6103,7 +6101,7 @@
           <w14:ligatures w14:val="none"/>
         </w:rPr>
         <w:pict>
-          <v:rect id="_x0000_i1033" style="width:0;height:1.5pt" o:hralign="center" o:hrstd="t" o:hr="t" fillcolor="#a0a0a0" stroked="f"/>
+          <v:rect id="_x0000_i1032" style="width:0;height:1.5pt" o:hralign="center" o:hrstd="t" o:hr="t" fillcolor="#a0a0a0" stroked="f"/>
         </w:pict>
       </w:r>
     </w:p>
@@ -6311,6 +6309,8 @@
         </w:rPr>
         <w:t xml:space="preserve"> = brand;</w:t>
       </w:r>
+      <w:bookmarkStart w:id="0" w:name="_GoBack"/>
+      <w:bookmarkEnd w:id="0"/>
     </w:p>
     <w:p>
       <w:pPr>
@@ -7125,7 +7125,7 @@
           <w14:ligatures w14:val="none"/>
         </w:rPr>
         <w:pict>
-          <v:rect id="_x0000_i1034" style="width:0;height:1.5pt" o:hralign="center" o:hrstd="t" o:hr="t" fillcolor="#a0a0a0" stroked="f"/>
+          <v:rect id="_x0000_i1033" style="width:0;height:1.5pt" o:hralign="center" o:hrstd="t" o:hr="t" fillcolor="#a0a0a0" stroked="f"/>
         </w:pict>
       </w:r>
     </w:p>
@@ -8426,7 +8426,7 @@
           <w14:ligatures w14:val="none"/>
         </w:rPr>
         <w:pict>
-          <v:rect id="_x0000_i1035" style="width:0;height:1.5pt" o:hralign="center" o:hrstd="t" o:hr="t" fillcolor="#a0a0a0" stroked="f"/>
+          <v:rect id="_x0000_i1034" style="width:0;height:1.5pt" o:hralign="center" o:hrstd="t" o:hr="t" fillcolor="#a0a0a0" stroked="f"/>
         </w:pict>
       </w:r>
     </w:p>
